--- a/Introduccion a la Ingenieria/Kit docente/Clase 8/Solucion Taller Clase 8 - Decision de la solucion y alcance minimo.docx
+++ b/Introduccion a la Ingenieria/Kit docente/Clase 8/Solucion Taller Clase 8 - Decision de la solucion y alcance minimo.docx
@@ -38,6 +38,7 @@
       <w:r>
         <w:rPr>
           <w:rFonts w:ascii="Consolas" w:hAnsi="Consolas"/>
+          <w:b w:val="0"/>
           <w:i/>
           <w:color w:val="111111"/>
           <w:sz w:val="20"/>
@@ -2156,7 +2157,7 @@
           <w:color w:val="4A4A49"/>
           <w:sz w:val="22"/>
         </w:rPr>
-        <w:t xml:space="preserve"> (13 pts). Si planean probar entre ellos, corríjalo en la sala, no en la nota: es la trampa que arruina la sesión 12. Valore mucho que haya una tarea sobre el caso en que el sistema no tiene la respuesta.</w:t>
+        <w:t xml:space="preserve"> (13 pts). Si planean probar entre ellos, corríjalo en la sala, no en la nota: es la trampa que arruina la Clase 12. Valore mucho que haya una tarea sobre el caso en que el sistema no tiene la respuesta.</w:t>
       </w:r>
     </w:p>
     <w:p>
@@ -2499,7 +2500,7 @@
                 <w:color w:val="4A4A49"/>
                 <w:sz w:val="20"/>
               </w:rPr>
-              <w:t>Es lo que hace posible aprender algo real en la sesión 12, en vez de una demostración entre amigos.</w:t>
+              <w:t>Es lo que hace posible aprender algo real en la Clase 12, en vez de una demostración entre amigos.</w:t>
             </w:r>
           </w:p>
         </w:tc>
@@ -2601,7 +2602,7 @@
           <w:color w:val="4A4A49"/>
           <w:sz w:val="22"/>
         </w:rPr>
-        <w:t xml:space="preserve"> Puede ser legítimo y no hay que forzar el resultado de la biblioteca. La verificación es si los pesos son coherentes: si «construible en las sesiones que quedan» pesa 1 y la alternativa exige diez semanas de trabajo, el problema no es la matriz, es el peso. Pregunte «¿qué pasa si en la sesión 12 no está listo?» y deje que ajusten el peso ellos.</w:t>
+        <w:t xml:space="preserve"> Puede ser legítimo y no hay que forzar el resultado de la biblioteca. La verificación es si los pesos son coherentes: si «construible en las sesiones que quedan» pesa 1 y la alternativa exige diez semanas de trabajo, el problema no es la matriz, es el peso. Pregunte «¿qué pasa si en la Clase 12 no está listo?» y deje que ajusten el peso ellos.</w:t>
       </w:r>
     </w:p>
     <w:p>
@@ -2858,7 +2859,7 @@
           <w:color w:val="4A4A49"/>
           <w:sz w:val="22"/>
         </w:rPr>
-        <w:t>, porque las restricciones del contexto son reales y ellos mismos les habían puesto el peso más alto. Tercero, las dos trampas de la validación —no probar con el equipo, no preguntar «¿le gusta?»— porque se aplican en la sesión 12 y es donde se gana o se pierde el corte 3. Anuncie la sesión 9: antes de construir hay que saber qué ya existe y quién lo intentó, con fuentes verificables — y una respuesta de asistente de IA no es una fuente.</w:t>
+        <w:t>, porque las restricciones del contexto son reales y ellos mismos les habían puesto el peso más alto. Tercero, las dos trampas de la validación —no probar con el equipo, no preguntar «¿le gusta?»— porque se aplican en la Clase 12 y es donde se gana o se pierde el corte 3. Anuncie la sesión 9: antes de construir hay que saber qué ya existe y quién lo intentó, con fuentes verificables — y una respuesta de asistente de IA no es una fuente.</w:t>
       </w:r>
     </w:p>
     <w:p>
@@ -2969,7 +2970,7 @@
           <w:color w:val="4A4A49"/>
           <w:sz w:val="22"/>
         </w:rPr>
-        <w:t>sesión 10</w:t>
+        <w:t>Clase 10</w:t>
       </w:r>
       <w:r>
         <w:rPr>
@@ -2985,7 +2986,7 @@
           <w:color w:val="4A4A49"/>
           <w:sz w:val="22"/>
         </w:rPr>
-        <w:t>sesión 11</w:t>
+        <w:t>Clase 11</w:t>
       </w:r>
       <w:r>
         <w:rPr>
@@ -3001,7 +3002,7 @@
           <w:color w:val="4A4A49"/>
           <w:sz w:val="22"/>
         </w:rPr>
-        <w:t>sesión 12</w:t>
+        <w:t>Clase 12</w:t>
       </w:r>
       <w:r>
         <w:rPr>
@@ -3017,7 +3018,7 @@
           <w:color w:val="4A4A49"/>
           <w:sz w:val="22"/>
         </w:rPr>
-        <w:t>exposición final de la sesión 15</w:t>
+        <w:t>exposición final de la Clase 15</w:t>
       </w:r>
       <w:r>
         <w:rPr>
